--- a/_inbox/PDI/09-lideranca-mentoria-codereview/atividade-2/7-apresentacao/pdi-lideranca-mentoria-codereview-a2.docx
+++ b/_inbox/PDI/09-lideranca-mentoria-codereview/atividade-2/7-apresentacao/pdi-lideranca-mentoria-codereview-a2.docx
@@ -24,7 +24,7 @@
           <w:b/>
           <w:sz w:val="46"/>
         </w:rPr>
-        <w:t>Mentoria e 1:1: Estrutura de Conversa e Plano de Evolucao</w:t>
+        <w:t>Mentoria e 1:1: Estrutura de Conversa e Plano de Evolução</w:t>
       </w:r>
     </w:p>
     <w:p>
@@ -36,7 +36,7 @@
           <w:color w:val="6B7A8A"/>
           <w:sz w:val="24"/>
         </w:rPr>
-        <w:t>Documento Tecnico de PDI</w:t>
+        <w:t>Documento Técnico de PDI</w:t>
       </w:r>
     </w:p>
     <w:p>
@@ -56,7 +56,7 @@
           <w:color w:val="495560"/>
           <w:sz w:val="22"/>
         </w:rPr>
-        <w:t>Unidade: FV Marketing / V4 Company - Automacao &amp; Infraestrutura</w:t>
+        <w:t>Unidade: FV Marketing / V4 Company - Automação &amp; Infraestrutura</w:t>
         <w:br/>
       </w:r>
       <w:r>
@@ -72,7 +72,7 @@
           <w:color w:val="495560"/>
           <w:sz w:val="22"/>
         </w:rPr>
-        <w:t>Area: Automacao &amp; Infraestrutura</w:t>
+        <w:t>Área: Automação &amp; Infraestrutura</w:t>
         <w:br/>
       </w:r>
       <w:r>
@@ -102,12 +102,12 @@
     </w:p>
     <w:p>
       <w:r>
-        <w:t>A 1:1 na operacao e status report com outro nome: lista de tasks, zero carreira, zero bloqueio real. Sem pauta fixa e sem registro, o crescimento depende de sorte e o burnout aparece na saida.</w:t>
+        <w:t>A 1:1 na operação e status report com outro nome: lista de tasks, zero carreira, zero bloqueio real. Sem pauta fixa e sem registro, o crescimento depende de sorte e o burnout aparece na saída.</w:t>
       </w:r>
     </w:p>
     <w:p>
       <w:r>
-        <w:t>Mentoria sem estrutura vira conselho solto que o liderado nao sabe aplicar na segunda-feira.</w:t>
+        <w:t>Mentoria sem estrutura vira conselho solto que o liderado não sabe aplicar na segunda-feira.</w:t>
       </w:r>
     </w:p>
     <w:p>
@@ -118,12 +118,12 @@
         <w:rPr>
           <w:color w:val="8B1E1E"/>
         </w:rPr>
-        <w:t>2. Diagnostico</w:t>
+        <w:t>2. Diagnóstico</w:t>
       </w:r>
     </w:p>
     <w:p>
       <w:r>
-        <w:t>So 20% tem 1:1 recorrente, zero planos de evolucao ativos e media de 3 cancelamentos por liderado por mes. Causa raiz: conversa sem dono da pauta, sem roteiro e sem plano.</w:t>
+        <w:t>Só 20% tem 1:1 recorrente, zero planos de evolução ativos e media de 3 cancelamentos por liderado por mês. Causa raiz: conversa sem dono da pauta, sem roteiro e sem plano.</w:t>
       </w:r>
     </w:p>
     <w:tbl>
@@ -233,12 +233,12 @@
         <w:rPr>
           <w:color w:val="8B1E1E"/>
         </w:rPr>
-        <w:t>3. Solucao</w:t>
+        <w:t>3. Solução</w:t>
       </w:r>
     </w:p>
     <w:p>
       <w:r>
-        <w:t>Roteiro de 30 min em 4 blocos, banco de perguntas por tema e plano trimestral de ate 3 metas com evidencia observavel, prazo e apoio do lider.</w:t>
+        <w:t>Roteiro de 30 min em 4 blocos, banco de perguntas por tema e plano trimestral de até 3 metas com evidência observável, prazo e apoio do líder.</w:t>
       </w:r>
     </w:p>
     <w:p>
@@ -297,7 +297,7 @@
         <w:pStyle w:val="ListNumber"/>
       </w:pPr>
       <w:r>
-        <w:t>Plano do trimestre de 10 min com evidencias</w:t>
+        <w:t>Plano do trimestre de 10 min com evidências</w:t>
       </w:r>
     </w:p>
     <w:p>
@@ -313,7 +313,7 @@
         <w:pStyle w:val="ListNumber"/>
       </w:pPr>
       <w:r>
-        <w:t>Combinados de 5 min, maximo 3 com dono e prazo</w:t>
+        <w:t>Combinados de 5 min, máximo 3 com dono e prazo</w:t>
       </w:r>
     </w:p>
     <w:p>
@@ -362,7 +362,7 @@
           </w:tcPr>
           <w:p>
             <w:r>
-              <w:t>Conteudo</w:t>
+              <w:t>Conteúdo</w:t>
             </w:r>
           </w:p>
         </w:tc>
@@ -464,7 +464,7 @@
         <w:rPr>
           <w:color w:val="8B1E1E"/>
         </w:rPr>
-        <w:t>6. Metricas de sucesso</w:t>
+        <w:t>6. Métricas de sucesso</w:t>
       </w:r>
     </w:p>
     <w:tbl>
@@ -485,7 +485,7 @@
           </w:tcPr>
           <w:p>
             <w:r>
-              <w:t>Metrica</w:t>
+              <w:t>Métrica</w:t>
             </w:r>
           </w:p>
         </w:tc>
@@ -591,7 +591,7 @@
           </w:tcPr>
           <w:p>
             <w:r>
-              <w:t>sem medicao</w:t>
+              <w:t>sem medição</w:t>
             </w:r>
           </w:p>
         </w:tc>
@@ -641,7 +641,7 @@
     </w:tbl>
     <w:p>
       <w:r>
-        <w:t>Metas marcadas como (meta) por serem projetadas, nao medidas. Revisao apos 6 semanas.</w:t>
+        <w:t>Metas marcadas como (meta) por serem projetadas, não medidas. Revisão após 6 semanas.</w:t>
       </w:r>
     </w:p>
     <w:sectPr>
